--- a/plugins/documents/skills/md-to-docx/assets/th-sarabun-new-ref-bw.docx
+++ b/plugins/documents/skills/md-to-docx/assets/th-sarabun-new-ref-bw.docx
@@ -278,7 +278,7 @@
       </w:r>
     </w:p>
     <w:sectPr>
-      <w:pgSz w:w="12240" w:h="15840"/>
+      <w:pgSz w:w="11906" w:h="16838"/>
       <w:pgMar w:top="1440" w:right="1440" w:bottom="1440" w:left="1440" w:header="720" w:footer="720" w:gutter="0"/>
       <w:cols w:space="720"/>
     </w:sectPr>
